--- a/data/aci_jp_cardio/outpatient/review_request_for_specialist_v2.docx
+++ b/data/aci_jp_cardio/outpatient/review_request_for_specialist_v2.docx
@@ -18,6 +18,649 @@
     <w:p>
       <w:r>
         <w:t>前回と同じ 8 例を抜粋しています。各症例の冒頭に「v2 で具体的に何を直したか」を太字で列挙していますので、そこを見て「OK」または「まだ気になる箇所」をお知らせください。</w:t>
+      </w:r>
+    </w:p>
+    <w:p>
+      <w:pPr>
+        <w:pStyle w:val="Heading1"/>
+      </w:pPr>
+      <w:r>
+        <w:t>なぜ専門医レビューが必要か (評価指標の説明)</w:t>
+      </w:r>
+    </w:p>
+    <w:p>
+      <w:r>
+        <w:t>ご記入いただく reference SOAP は、SLM (Small Language Model) を採点するときの 「物差し」になります。物差しが歪んでいるとすべての評価が信頼できなくなるため、医学的に妥当な reference を作っていただくことが本ベンチマークの土台です。</w:t>
+      </w:r>
+    </w:p>
+    <w:p>
+      <w:pPr>
+        <w:pStyle w:val="Heading2"/>
+      </w:pPr>
+      <w:r>
+        <w:t>採点の流れ (1 症例あたり)</w:t>
+      </w:r>
+    </w:p>
+    <w:p>
+      <w:r>
+        <w:rPr>
+          <w:b/>
+        </w:rPr>
+        <w:t>【入力】問診テキスト (本書の各症例 input_pattern_A/B)</w:t>
+        <w:br/>
+      </w:r>
+      <w:r>
+        <w:t xml:space="preserve">    ↓</w:t>
+        <w:br/>
+      </w:r>
+      <w:r>
+        <w:rPr>
+          <w:b/>
+        </w:rPr>
+        <w:t>【SLM が出力】Qwen3.5 ベースの SLM が SOAP を生成</w:t>
+        <w:br/>
+      </w:r>
+      <w:r>
+        <w:t xml:space="preserve">    ↓</w:t>
+        <w:br/>
+      </w:r>
+      <w:r>
+        <w:rPr>
+          <w:b/>
+        </w:rPr>
+        <w:t>【採点】SLM 出力 と reference SOAP を 6-7 種類の指標で機械比較</w:t>
+        <w:br/>
+      </w:r>
+      <w:r>
+        <w:t xml:space="preserve">    ↓</w:t>
+        <w:br/>
+      </w:r>
+      <w:r>
+        <w:rPr>
+          <w:b/>
+        </w:rPr>
+        <w:t>【最終スコア】各指標を平均した composite スコアが「このモデルの実力」</w:t>
+        <w:br/>
+      </w:r>
+    </w:p>
+    <w:p>
+      <w:pPr>
+        <w:pStyle w:val="Heading2"/>
+      </w:pPr>
+      <w:r>
+        <w:t>採点指標の一覧 (噛み砕いた説明)</w:t>
+      </w:r>
+    </w:p>
+    <w:tbl>
+      <w:tblPr>
+        <w:tblStyle w:val="LightGrid-Accent1"/>
+        <w:tblW w:type="auto" w:w="0"/>
+        <w:tblLook w:firstColumn="1" w:firstRow="1" w:lastColumn="0" w:lastRow="0" w:noHBand="0" w:noVBand="1" w:val="04A0"/>
+      </w:tblPr>
+      <w:tblGrid>
+        <w:gridCol w:w="2880"/>
+        <w:gridCol w:w="2880"/>
+        <w:gridCol w:w="2880"/>
+      </w:tblGrid>
+      <w:tr>
+        <w:tc>
+          <w:tcPr>
+            <w:tcW w:type="dxa" w:w="2880"/>
+          </w:tcPr>
+          <w:p>
+            <w:r>
+              <w:t>指標</w:t>
+            </w:r>
+          </w:p>
+        </w:tc>
+        <w:tc>
+          <w:tcPr>
+            <w:tcW w:type="dxa" w:w="2880"/>
+          </w:tcPr>
+          <w:p>
+            <w:r>
+              <w:t>何を測るか</w:t>
+            </w:r>
+          </w:p>
+        </w:tc>
+        <w:tc>
+          <w:tcPr>
+            <w:tcW w:type="dxa" w:w="2880"/>
+          </w:tcPr>
+          <w:p>
+            <w:r>
+              <w:t>ハック耐性 / 弱点</w:t>
+            </w:r>
+          </w:p>
+        </w:tc>
+      </w:tr>
+      <w:tr>
+        <w:tc>
+          <w:tcPr>
+            <w:tcW w:type="dxa" w:w="2880"/>
+          </w:tcPr>
+          <w:p>
+            <w:r>
+              <w:t>ROUGE-L (単語一致)</w:t>
+            </w:r>
+          </w:p>
+        </w:tc>
+        <w:tc>
+          <w:tcPr>
+            <w:tcW w:type="dxa" w:w="2880"/>
+          </w:tcPr>
+          <w:p>
+            <w:r>
+              <w:t>AI 出力と reference の「同じ単語が並ぶ最長部分列」の一致率。例: reference「アスピリン 100mg を投与」と AI「アスピリン 100mg を経口投与」→ 高一致。MeCab で分かち書きしてから計算。</w:t>
+            </w:r>
+          </w:p>
+        </w:tc>
+        <w:tc>
+          <w:tcPr>
+            <w:tcW w:type="dxa" w:w="2880"/>
+          </w:tcPr>
+          <w:p>
+            <w:r>
+              <w:t>言い換え (動悸 ↔ 胸がドキドキ) に弱く、同じ意味でも別単語なら 0 になる</w:t>
+            </w:r>
+          </w:p>
+        </w:tc>
+      </w:tr>
+      <w:tr>
+        <w:tc>
+          <w:tcPr>
+            <w:tcW w:type="dxa" w:w="2880"/>
+          </w:tcPr>
+          <w:p>
+            <w:r>
+              <w:t>BERTScore (意味類似度)</w:t>
+            </w:r>
+          </w:p>
+        </w:tc>
+        <w:tc>
+          <w:tcPr>
+            <w:tcW w:type="dxa" w:w="2880"/>
+          </w:tcPr>
+          <w:p>
+            <w:r>
+              <w:t>BERT という日本語 AI に各単語を埋め込み (embedding) → 意味的に近い単語マッチを採点。「動悸」と「胸がドキドキする」を意味的に近いと判定できる。</w:t>
+            </w:r>
+          </w:p>
+        </w:tc>
+        <w:tc>
+          <w:tcPr>
+            <w:tcW w:type="dxa" w:w="2880"/>
+          </w:tcPr>
+          <w:p>
+            <w:r>
+              <w:t>BERT 自体の医学知識が浅いと細かい医学的差異 (Killip I vs II など) が見えない</w:t>
+            </w:r>
+          </w:p>
+        </w:tc>
+      </w:tr>
+      <w:tr>
+        <w:tc>
+          <w:tcPr>
+            <w:tcW w:type="dxa" w:w="2880"/>
+          </w:tcPr>
+          <w:p>
+            <w:r>
+              <w:t>薬剤 F1 (我々の novel 指標)</w:t>
+            </w:r>
+          </w:p>
+        </w:tc>
+        <w:tc>
+          <w:tcPr>
+            <w:tcW w:type="dxa" w:w="2880"/>
+          </w:tcPr>
+          <w:p>
+            <w:r>
+              <w:t>reference の key_facts.medications_to_start/continue にある薬剤と、AI が出力に含めた薬剤を比較。同義語辞書 (例: アムロジピン = ノルバスク = amlodipine) で正規化。AI が架空の薬名を出力すると即マイナス点。</w:t>
+            </w:r>
+          </w:p>
+        </w:tc>
+        <w:tc>
+          <w:tcPr>
+            <w:tcW w:type="dxa" w:w="2880"/>
+          </w:tcPr>
+          <w:p>
+            <w:r>
+              <w:t>辞書に登録されていないマイナーな薬は評価できない</w:t>
+            </w:r>
+          </w:p>
+        </w:tc>
+      </w:tr>
+      <w:tr>
+        <w:tc>
+          <w:tcPr>
+            <w:tcW w:type="dxa" w:w="2880"/>
+          </w:tcPr>
+          <w:p>
+            <w:r>
+              <w:t>診断 F1</w:t>
+            </w:r>
+          </w:p>
+        </w:tc>
+        <w:tc>
+          <w:tcPr>
+            <w:tcW w:type="dxa" w:w="2880"/>
+          </w:tcPr>
+          <w:p>
+            <w:r>
+              <w:t>reference の key_facts.diagnoses に含まれる病名 (例: 急性前壁心筋梗塞 / Killip II) とAI 出力に含まれる病名を比較。日英表記揺れ (STEMI = ST 上昇型心筋梗塞) を吸収。</w:t>
+            </w:r>
+          </w:p>
+        </w:tc>
+        <w:tc>
+          <w:tcPr>
+            <w:tcW w:type="dxa" w:w="2880"/>
+          </w:tcPr>
+          <w:p>
+            <w:r>
+              <w:t>stage 分類など細かい修飾語の評価は粗い</w:t>
+            </w:r>
+          </w:p>
+        </w:tc>
+      </w:tr>
+      <w:tr>
+        <w:tc>
+          <w:tcPr>
+            <w:tcW w:type="dxa" w:w="2880"/>
+          </w:tcPr>
+          <w:p>
+            <w:r>
+              <w:t>バイタル一致率</w:t>
+            </w:r>
+          </w:p>
+        </w:tc>
+        <w:tc>
+          <w:tcPr>
+            <w:tcW w:type="dxa" w:w="2880"/>
+          </w:tcPr>
+          <w:p>
+            <w:r>
+              <w:t>reference の vitals/labs にある数値 (BP 152/94, HR 98 等) を AI が出力に含めているかを±10% 許容で一致判定。</w:t>
+            </w:r>
+          </w:p>
+        </w:tc>
+        <w:tc>
+          <w:tcPr>
+            <w:tcW w:type="dxa" w:w="2880"/>
+          </w:tcPr>
+          <w:p>
+            <w:r>
+              <w:t>絶対値ベースなので「軽度」「中等度」のような言語的記述は評価できない</w:t>
+            </w:r>
+          </w:p>
+        </w:tc>
+      </w:tr>
+      <w:tr>
+        <w:tc>
+          <w:tcPr>
+            <w:tcW w:type="dxa" w:w="2880"/>
+          </w:tcPr>
+          <w:p>
+            <w:r>
+              <w:t>Opus-as-judge (5 軸 rubric)</w:t>
+            </w:r>
+          </w:p>
+        </w:tc>
+        <w:tc>
+          <w:tcPr>
+            <w:tcW w:type="dxa" w:w="2880"/>
+          </w:tcPr>
+          <w:p>
+            <w:r>
+              <w:t>Claude Opus に reference + AI 出力を渡して、医学的妥当性 / 情報網羅性 / 日本語自然さ / ハルシネーション無さ / フォーマット遵守 の 5 軸で 1-5 点採点。上記の機械指標で見えない「総合的な質感」を評価。</w:t>
+            </w:r>
+          </w:p>
+        </w:tc>
+        <w:tc>
+          <w:tcPr>
+            <w:tcW w:type="dxa" w:w="2880"/>
+          </w:tcPr>
+          <w:p>
+            <w:r>
+              <w:t>Opus 自体の医学知識依存。確定診断系は精度高いが、薬剤量微調整等は判断ぶれあり</w:t>
+            </w:r>
+          </w:p>
+        </w:tc>
+      </w:tr>
+    </w:tbl>
+    <w:p>
+      <w:pPr>
+        <w:pStyle w:val="Heading2"/>
+      </w:pPr>
+      <w:r>
+        <w:t>具体例 — 4B SOAP が JC-AMI-S を解いた実測値</w:t>
+      </w:r>
+    </w:p>
+    <w:p>
+      <w:r>
+        <w:rPr>
+          <w:i/>
+        </w:rPr>
+        <w:t>AI が生成した SOAP に対して、reference (先生に作っていただいた正解) と比較した結果:</w:t>
+        <w:br/>
+      </w:r>
+    </w:p>
+    <w:tbl>
+      <w:tblPr>
+        <w:tblStyle w:val="LightGrid-Accent1"/>
+        <w:tblW w:type="auto" w:w="0"/>
+        <w:tblLook w:firstColumn="1" w:firstRow="1" w:lastColumn="0" w:lastRow="0" w:noHBand="0" w:noVBand="1" w:val="04A0"/>
+      </w:tblPr>
+      <w:tblGrid>
+        <w:gridCol w:w="2880"/>
+        <w:gridCol w:w="2880"/>
+        <w:gridCol w:w="2880"/>
+      </w:tblGrid>
+      <w:tr>
+        <w:tc>
+          <w:tcPr>
+            <w:tcW w:type="dxa" w:w="2880"/>
+          </w:tcPr>
+          <w:p>
+            <w:r>
+              <w:t>指標</w:t>
+            </w:r>
+          </w:p>
+        </w:tc>
+        <w:tc>
+          <w:tcPr>
+            <w:tcW w:type="dxa" w:w="2880"/>
+          </w:tcPr>
+          <w:p>
+            <w:r>
+              <w:t>値</w:t>
+            </w:r>
+          </w:p>
+        </w:tc>
+        <w:tc>
+          <w:tcPr>
+            <w:tcW w:type="dxa" w:w="2880"/>
+          </w:tcPr>
+          <w:p>
+            <w:r>
+              <w:t>解釈</w:t>
+            </w:r>
+          </w:p>
+        </w:tc>
+      </w:tr>
+      <w:tr>
+        <w:tc>
+          <w:tcPr>
+            <w:tcW w:type="dxa" w:w="2880"/>
+          </w:tcPr>
+          <w:p>
+            <w:r>
+              <w:t>ROUGE-L</w:t>
+            </w:r>
+          </w:p>
+        </w:tc>
+        <w:tc>
+          <w:tcPr>
+            <w:tcW w:type="dxa" w:w="2880"/>
+          </w:tcPr>
+          <w:p>
+            <w:r>
+              <w:t>0.46</w:t>
+            </w:r>
+          </w:p>
+        </w:tc>
+        <w:tc>
+          <w:tcPr>
+            <w:tcW w:type="dxa" w:w="2880"/>
+          </w:tcPr>
+          <w:p>
+            <w:r>
+              <w:t>単語ベースで約半分一致 (悪くない)</w:t>
+            </w:r>
+          </w:p>
+        </w:tc>
+      </w:tr>
+      <w:tr>
+        <w:tc>
+          <w:tcPr>
+            <w:tcW w:type="dxa" w:w="2880"/>
+          </w:tcPr>
+          <w:p>
+            <w:r>
+              <w:t>BERTScore F1</w:t>
+            </w:r>
+          </w:p>
+        </w:tc>
+        <w:tc>
+          <w:tcPr>
+            <w:tcW w:type="dxa" w:w="2880"/>
+          </w:tcPr>
+          <w:p>
+            <w:r>
+              <w:t>0.81</w:t>
+            </w:r>
+          </w:p>
+        </w:tc>
+        <w:tc>
+          <w:tcPr>
+            <w:tcW w:type="dxa" w:w="2880"/>
+          </w:tcPr>
+          <w:p>
+            <w:r>
+              <w:t>意味的にはかなり一致</w:t>
+            </w:r>
+          </w:p>
+        </w:tc>
+      </w:tr>
+      <w:tr>
+        <w:tc>
+          <w:tcPr>
+            <w:tcW w:type="dxa" w:w="2880"/>
+          </w:tcPr>
+          <w:p>
+            <w:r>
+              <w:t>薬剤 F1</w:t>
+            </w:r>
+          </w:p>
+        </w:tc>
+        <w:tc>
+          <w:tcPr>
+            <w:tcW w:type="dxa" w:w="2880"/>
+          </w:tcPr>
+          <w:p>
+            <w:r>
+              <w:t>0.66</w:t>
+            </w:r>
+          </w:p>
+        </w:tc>
+        <w:tc>
+          <w:tcPr>
+            <w:tcW w:type="dxa" w:w="2880"/>
+          </w:tcPr>
+          <w:p>
+            <w:r>
+              <w:t>アスピリン / クロピドグレル / ヘパリン は当てたが、ビソプロロールを漏らす</w:t>
+            </w:r>
+          </w:p>
+        </w:tc>
+      </w:tr>
+      <w:tr>
+        <w:tc>
+          <w:tcPr>
+            <w:tcW w:type="dxa" w:w="2880"/>
+          </w:tcPr>
+          <w:p>
+            <w:r>
+              <w:t>診断 F1</w:t>
+            </w:r>
+          </w:p>
+        </w:tc>
+        <w:tc>
+          <w:tcPr>
+            <w:tcW w:type="dxa" w:w="2880"/>
+          </w:tcPr>
+          <w:p>
+            <w:r>
+              <w:t>0.50</w:t>
+            </w:r>
+          </w:p>
+        </w:tc>
+        <w:tc>
+          <w:tcPr>
+            <w:tcW w:type="dxa" w:w="2880"/>
+          </w:tcPr>
+          <w:p>
+            <w:r>
+              <w:t>「急性前壁心筋梗塞」は当たり、「Killip II」を漏らす</w:t>
+            </w:r>
+          </w:p>
+        </w:tc>
+      </w:tr>
+      <w:tr>
+        <w:tc>
+          <w:tcPr>
+            <w:tcW w:type="dxa" w:w="2880"/>
+          </w:tcPr>
+          <w:p>
+            <w:r>
+              <w:t>バイタル一致率</w:t>
+            </w:r>
+          </w:p>
+        </w:tc>
+        <w:tc>
+          <w:tcPr>
+            <w:tcW w:type="dxa" w:w="2880"/>
+          </w:tcPr>
+          <w:p>
+            <w:r>
+              <w:t>67%</w:t>
+            </w:r>
+          </w:p>
+        </w:tc>
+        <w:tc>
+          <w:tcPr>
+            <w:tcW w:type="dxa" w:w="2880"/>
+          </w:tcPr>
+          <w:p>
+            <w:r>
+              <w:t>BP / HR / SpO2 は記載あり、トロポニン / CK-MB を漏らす</w:t>
+            </w:r>
+          </w:p>
+        </w:tc>
+      </w:tr>
+      <w:tr>
+        <w:tc>
+          <w:tcPr>
+            <w:tcW w:type="dxa" w:w="2880"/>
+          </w:tcPr>
+          <w:p>
+            <w:r>
+              <w:t>Opus judge avg</w:t>
+            </w:r>
+          </w:p>
+        </w:tc>
+        <w:tc>
+          <w:tcPr>
+            <w:tcW w:type="dxa" w:w="2880"/>
+          </w:tcPr>
+          <w:p>
+            <w:r>
+              <w:t>4.0/5</w:t>
+            </w:r>
+          </w:p>
+        </w:tc>
+        <w:tc>
+          <w:tcPr>
+            <w:tcW w:type="dxa" w:w="2880"/>
+          </w:tcPr>
+          <w:p>
+            <w:r>
+              <w:t>medical=4, completeness=3, naturalness=5, hallucination=4, format=5</w:t>
+            </w:r>
+          </w:p>
+        </w:tc>
+      </w:tr>
+      <w:tr>
+        <w:tc>
+          <w:tcPr>
+            <w:tcW w:type="dxa" w:w="2880"/>
+          </w:tcPr>
+          <w:p>
+            <w:r>
+              <w:t>Composite</w:t>
+            </w:r>
+          </w:p>
+        </w:tc>
+        <w:tc>
+          <w:tcPr>
+            <w:tcW w:type="dxa" w:w="2880"/>
+          </w:tcPr>
+          <w:p>
+            <w:r>
+              <w:t>0.61</w:t>
+            </w:r>
+          </w:p>
+        </w:tc>
+        <w:tc>
+          <w:tcPr>
+            <w:tcW w:type="dxa" w:w="2880"/>
+          </w:tcPr>
+          <w:p>
+            <w:r>
+              <w:t>「この症例での 4B SOAP の総合点」</w:t>
+            </w:r>
+          </w:p>
+        </w:tc>
+      </w:tr>
+    </w:tbl>
+    <w:p>
+      <w:r>
+        <w:t>22 例分の Composite を平均すると「そのモデル構成の総合スコア」になります。現状 4B モデル: 0.389 / 9B モデル: 0.415 と、9B のほうが約 7% 高い結果が出ています。</w:t>
+      </w:r>
+    </w:p>
+    <w:p>
+      <w:pPr>
+        <w:pStyle w:val="Heading2"/>
+      </w:pPr>
+      <w:r>
+        <w:t>先生のレビューがどう効くか</w:t>
+      </w:r>
+    </w:p>
+    <w:p>
+      <w:r>
+        <w:rPr>
+          <w:b/>
+        </w:rPr>
+        <w:t>もし reference の S/O/A/P や key_facts に医学的に誤った内容があると…</w:t>
+        <w:br/>
+      </w:r>
+    </w:p>
+    <w:p>
+      <w:pPr>
+        <w:pStyle w:val="ListBullet"/>
+      </w:pPr>
+      <w:r>
+        <w:t>AI が「禁忌のβ遮断薬を VSA に処方」と出力 → reference にも誤って同じ処方が書かれていれば、薬剤 F1 で「正解扱い」されて満点になり、本来検出すべき危険な誤りがベンチマークから見えなくなる</w:t>
+      </w:r>
+    </w:p>
+    <w:p>
+      <w:pPr>
+        <w:pStyle w:val="ListBullet"/>
+      </w:pPr>
+      <w:r>
+        <w:t>AI が「Killip III と判定」と出力 → reference の Killip 分類が間違っていれば、AI の誤りが「正解扱い」される</w:t>
+      </w:r>
+    </w:p>
+    <w:p>
+      <w:pPr>
+        <w:pStyle w:val="ListBullet"/>
+      </w:pPr>
+      <w:r>
+        <w:t>AI が「実在しない架空薬」を出力 → reference に書かれていなければ薬剤 F1 で false positive 扱いされ正しくマイナス評価される</w:t>
+      </w:r>
+    </w:p>
+    <w:p>
+      <w:r>
+        <w:t>つまり「reference の質 = ベンチマーク全体の信頼性」ということで、今回の専門医レビューは AI を測るより前に「物差し自体を校正する」作業になります。</w:t>
       </w:r>
     </w:p>
     <w:p>
